--- a/ICT security fundamentals/ICT Security Fundamentals Workbook 2 - Online Presence and Privacy.docx
+++ b/ICT security fundamentals/ICT Security Fundamentals Workbook 2 - Online Presence and Privacy.docx
@@ -394,7 +394,7 @@
               <w:szCs w:val="40"/>
             </w:rPr>
             <w:drawing>
-              <wp:anchor distT="0" distB="0" distL="114300" distR="114300" simplePos="0" relativeHeight="251670528" behindDoc="1" locked="0" layoutInCell="1" allowOverlap="1" wp14:anchorId="36A479DA" wp14:editId="39164A79">
+              <wp:anchor distT="0" distB="0" distL="114300" distR="114300" simplePos="0" relativeHeight="251670528" behindDoc="1" locked="0" layoutInCell="1" allowOverlap="1" wp14:anchorId="36A479DA" wp14:editId="692162DF">
                 <wp:simplePos x="0" y="0"/>
                 <wp:positionH relativeFrom="margin">
                   <wp:align>center</wp:align>
@@ -2238,12 +2238,34 @@
           <w:tcPr>
             <w:tcW w:w="9016" w:type="dxa"/>
           </w:tcPr>
-          <w:p/>
-          <w:p/>
-          <w:p/>
-          <w:p/>
-          <w:p/>
-          <w:p/>
+          <w:p>
+            <w:r>
+              <w:t>Data spills</w:t>
+            </w:r>
+          </w:p>
+          <w:p>
+            <w:r>
+              <w:t>Identity theft</w:t>
+            </w:r>
+          </w:p>
+          <w:p>
+            <w:r>
+              <w:t>Hacking</w:t>
+            </w:r>
+          </w:p>
+          <w:p>
+            <w:r>
+              <w:t>Phishing</w:t>
+            </w:r>
+            <w:r>
+              <w:t xml:space="preserve"> scams</w:t>
+            </w:r>
+          </w:p>
+          <w:p>
+            <w:r>
+              <w:t>Over exposure of personal information (freely provided by the individual) / Self doxing</w:t>
+            </w:r>
+          </w:p>
         </w:tc>
       </w:tr>
     </w:tbl>
@@ -2291,10 +2313,28 @@
           <w:tcPr>
             <w:tcW w:w="9016" w:type="dxa"/>
           </w:tcPr>
-          <w:p/>
-          <w:p/>
-          <w:p/>
-          <w:p/>
+          <w:p>
+            <w:r>
+              <w:t>Discord</w:t>
+            </w:r>
+          </w:p>
+          <w:p>
+            <w:r>
+              <w:t>Snapchat</w:t>
+            </w:r>
+          </w:p>
+          <w:p>
+            <w:proofErr w:type="spellStart"/>
+            <w:r>
+              <w:t>youtube</w:t>
+            </w:r>
+            <w:proofErr w:type="spellEnd"/>
+          </w:p>
+          <w:p>
+            <w:r>
+              <w:t>steam</w:t>
+            </w:r>
+          </w:p>
           <w:p/>
         </w:tc>
       </w:tr>
@@ -2341,25 +2381,7 @@
         <w:pStyle w:val="AIEStandard"/>
       </w:pPr>
       <w:r>
-        <w:t>Select the</w:t>
-      </w:r>
-      <w:r>
-        <w:t xml:space="preserve"> two</w:t>
-      </w:r>
-      <w:r>
-        <w:t xml:space="preserve"> </w:t>
-      </w:r>
-      <w:r>
-        <w:t>(</w:t>
-      </w:r>
-      <w:r>
-        <w:t>2</w:t>
-      </w:r>
-      <w:r>
-        <w:t>)</w:t>
-      </w:r>
-      <w:r>
-        <w:t xml:space="preserve"> sites you are most active on. For these sites, identify any personal information you may have shared. </w:t>
+        <w:t xml:space="preserve">Select the two (2) sites you are most active on. For these sites, identify any personal information you may have shared. </w:t>
       </w:r>
     </w:p>
     <w:p>
@@ -2425,10 +2447,7 @@
       </w:r>
       <w:proofErr w:type="gramEnd"/>
       <w:r>
-        <w:t xml:space="preserve"> just say ‘no social media presence’</w:t>
-      </w:r>
-      <w:r>
-        <w:t xml:space="preserve"> </w:t>
+        <w:t xml:space="preserve"> just say ‘no social media presence’ </w:t>
       </w:r>
     </w:p>
     <w:tbl>
@@ -2445,12 +2464,74 @@
           <w:tcPr>
             <w:tcW w:w="9016" w:type="dxa"/>
           </w:tcPr>
-          <w:p/>
-          <w:p/>
-          <w:p/>
-          <w:p/>
-          <w:p/>
-          <w:p/>
+          <w:p>
+            <w:r>
+              <w:t>Discord:</w:t>
+            </w:r>
+          </w:p>
+          <w:p>
+            <w:pPr>
+              <w:pStyle w:val="ListParagraph"/>
+              <w:numPr>
+                <w:ilvl w:val="0"/>
+                <w:numId w:val="3"/>
+              </w:numPr>
+            </w:pPr>
+            <w:r>
+              <w:t>Country</w:t>
+            </w:r>
+          </w:p>
+          <w:p>
+            <w:pPr>
+              <w:pStyle w:val="ListParagraph"/>
+              <w:numPr>
+                <w:ilvl w:val="0"/>
+                <w:numId w:val="3"/>
+              </w:numPr>
+            </w:pPr>
+            <w:r>
+              <w:t>Linked accounts</w:t>
+            </w:r>
+          </w:p>
+          <w:p>
+            <w:r>
+              <w:t>Steam:</w:t>
+            </w:r>
+          </w:p>
+          <w:p>
+            <w:pPr>
+              <w:pStyle w:val="ListParagraph"/>
+              <w:numPr>
+                <w:ilvl w:val="0"/>
+                <w:numId w:val="3"/>
+              </w:numPr>
+            </w:pPr>
+            <w:r>
+              <w:t>Games I own</w:t>
+            </w:r>
+          </w:p>
+          <w:p>
+            <w:proofErr w:type="spellStart"/>
+            <w:r>
+              <w:t>Youtube</w:t>
+            </w:r>
+            <w:proofErr w:type="spellEnd"/>
+            <w:r>
+              <w:t>:</w:t>
+            </w:r>
+          </w:p>
+          <w:p>
+            <w:pPr>
+              <w:pStyle w:val="ListParagraph"/>
+              <w:numPr>
+                <w:ilvl w:val="0"/>
+                <w:numId w:val="3"/>
+              </w:numPr>
+            </w:pPr>
+            <w:r>
+              <w:t>The first letter of my first name</w:t>
+            </w:r>
+          </w:p>
           <w:p/>
         </w:tc>
       </w:tr>
@@ -2548,7 +2629,11 @@
           <w:tcPr>
             <w:tcW w:w="9016" w:type="dxa"/>
           </w:tcPr>
-          <w:p/>
+          <w:p>
+            <w:r>
+              <w:t>Anti public combo list (2016). We immediately changed emails.</w:t>
+            </w:r>
+          </w:p>
           <w:p/>
           <w:p/>
           <w:p/>
@@ -2617,7 +2702,14 @@
           <w:tcPr>
             <w:tcW w:w="9016" w:type="dxa"/>
           </w:tcPr>
-          <w:p/>
+          <w:p>
+            <w:r>
+              <w:t>There is one photo that exists of me as a cover of a yearly report for my primary school</w:t>
+            </w:r>
+            <w:r>
+              <w:t>, however this is not linked to my name.</w:t>
+            </w:r>
+          </w:p>
           <w:p/>
           <w:p/>
           <w:p/>
@@ -2771,7 +2863,11 @@
           <w:tcPr>
             <w:tcW w:w="1275" w:type="dxa"/>
           </w:tcPr>
-          <w:p/>
+          <w:p>
+            <w:r>
+              <w:t>tick</w:t>
+            </w:r>
+          </w:p>
         </w:tc>
         <w:tc>
           <w:tcPr>
@@ -2812,7 +2908,11 @@
           <w:tcPr>
             <w:tcW w:w="1275" w:type="dxa"/>
           </w:tcPr>
-          <w:p/>
+          <w:p>
+            <w:r>
+              <w:t>Tick</w:t>
+            </w:r>
+          </w:p>
         </w:tc>
         <w:tc>
           <w:tcPr>
@@ -2853,7 +2953,11 @@
           <w:tcPr>
             <w:tcW w:w="1275" w:type="dxa"/>
           </w:tcPr>
-          <w:p/>
+          <w:p>
+            <w:r>
+              <w:t>Tick</w:t>
+            </w:r>
+          </w:p>
         </w:tc>
         <w:tc>
           <w:tcPr>
@@ -2903,7 +3007,11 @@
           <w:tcPr>
             <w:tcW w:w="1275" w:type="dxa"/>
           </w:tcPr>
-          <w:p/>
+          <w:p>
+            <w:r>
+              <w:t>Tick</w:t>
+            </w:r>
+          </w:p>
         </w:tc>
         <w:tc>
           <w:tcPr>
@@ -2944,7 +3052,11 @@
           <w:tcPr>
             <w:tcW w:w="1275" w:type="dxa"/>
           </w:tcPr>
-          <w:p/>
+          <w:p>
+            <w:r>
+              <w:t xml:space="preserve">Tick </w:t>
+            </w:r>
+          </w:p>
         </w:tc>
         <w:tc>
           <w:tcPr>
@@ -2967,7 +3079,6 @@
           <w:bCs/>
           <w:noProof/>
         </w:rPr>
-        <w:lastRenderedPageBreak/>
         <mc:AlternateContent>
           <mc:Choice Requires="wps">
             <w:drawing>
@@ -3179,6 +3290,9 @@
             <w:pPr>
               <w:spacing w:after="200" w:line="276" w:lineRule="auto"/>
             </w:pPr>
+            <w:r>
+              <w:t>Discord</w:t>
+            </w:r>
           </w:p>
         </w:tc>
         <w:tc>
@@ -3195,6 +3309,9 @@
             <w:pPr>
               <w:spacing w:after="200" w:line="276" w:lineRule="auto"/>
             </w:pPr>
+            <w:r>
+              <w:t>Private the account/Remove country from name</w:t>
+            </w:r>
           </w:p>
         </w:tc>
       </w:tr>
@@ -3213,6 +3330,11 @@
             <w:pPr>
               <w:spacing w:after="200" w:line="276" w:lineRule="auto"/>
             </w:pPr>
+            <w:proofErr w:type="spellStart"/>
+            <w:r>
+              <w:t>Youtube</w:t>
+            </w:r>
+            <w:proofErr w:type="spellEnd"/>
           </w:p>
         </w:tc>
         <w:tc>
@@ -3229,6 +3351,9 @@
             <w:pPr>
               <w:spacing w:after="200" w:line="276" w:lineRule="auto"/>
             </w:pPr>
+            <w:r>
+              <w:t>N/A</w:t>
+            </w:r>
           </w:p>
         </w:tc>
       </w:tr>
@@ -3247,6 +3372,9 @@
             <w:pPr>
               <w:spacing w:after="200" w:line="276" w:lineRule="auto"/>
             </w:pPr>
+            <w:r>
+              <w:t>Steam</w:t>
+            </w:r>
           </w:p>
         </w:tc>
         <w:tc>
@@ -3263,6 +3391,9 @@
             <w:pPr>
               <w:spacing w:after="200" w:line="276" w:lineRule="auto"/>
             </w:pPr>
+            <w:r>
+              <w:t>N/A</w:t>
+            </w:r>
           </w:p>
         </w:tc>
       </w:tr>
@@ -3411,6 +3542,9 @@
             <w:pPr>
               <w:spacing w:after="200" w:line="276" w:lineRule="auto"/>
             </w:pPr>
+            <w:r>
+              <w:t>Discord</w:t>
+            </w:r>
           </w:p>
         </w:tc>
         <w:tc>
@@ -3427,6 +3561,9 @@
             <w:pPr>
               <w:spacing w:after="200" w:line="276" w:lineRule="auto"/>
             </w:pPr>
+            <w:r>
+              <w:t>X</w:t>
+            </w:r>
           </w:p>
         </w:tc>
         <w:tc>
@@ -3443,6 +3580,9 @@
             <w:pPr>
               <w:spacing w:after="200" w:line="276" w:lineRule="auto"/>
             </w:pPr>
+            <w:r>
+              <w:t>X</w:t>
+            </w:r>
           </w:p>
         </w:tc>
         <w:tc>
@@ -3459,6 +3599,9 @@
             <w:pPr>
               <w:spacing w:after="200" w:line="276" w:lineRule="auto"/>
             </w:pPr>
+            <w:r>
+              <w:t>X</w:t>
+            </w:r>
           </w:p>
         </w:tc>
       </w:tr>
@@ -3477,6 +3620,9 @@
             <w:pPr>
               <w:spacing w:after="200" w:line="276" w:lineRule="auto"/>
             </w:pPr>
+            <w:r>
+              <w:t>Steam</w:t>
+            </w:r>
           </w:p>
         </w:tc>
         <w:tc>
@@ -3493,6 +3639,9 @@
             <w:pPr>
               <w:spacing w:after="200" w:line="276" w:lineRule="auto"/>
             </w:pPr>
+            <w:r>
+              <w:t>X</w:t>
+            </w:r>
           </w:p>
         </w:tc>
         <w:tc>
@@ -3509,6 +3658,9 @@
             <w:pPr>
               <w:spacing w:after="200" w:line="276" w:lineRule="auto"/>
             </w:pPr>
+            <w:r>
+              <w:t>X</w:t>
+            </w:r>
           </w:p>
         </w:tc>
         <w:tc>
@@ -3525,6 +3677,9 @@
             <w:pPr>
               <w:spacing w:after="200" w:line="276" w:lineRule="auto"/>
             </w:pPr>
+            <w:r>
+              <w:t>X</w:t>
+            </w:r>
           </w:p>
         </w:tc>
       </w:tr>
@@ -3543,6 +3698,11 @@
             <w:pPr>
               <w:spacing w:after="200" w:line="276" w:lineRule="auto"/>
             </w:pPr>
+            <w:proofErr w:type="spellStart"/>
+            <w:r>
+              <w:t>Youtube</w:t>
+            </w:r>
+            <w:proofErr w:type="spellEnd"/>
           </w:p>
         </w:tc>
         <w:tc>
@@ -3559,6 +3719,9 @@
             <w:pPr>
               <w:spacing w:after="200" w:line="276" w:lineRule="auto"/>
             </w:pPr>
+            <w:r>
+              <w:t>X</w:t>
+            </w:r>
           </w:p>
         </w:tc>
         <w:tc>
@@ -3575,6 +3738,9 @@
             <w:pPr>
               <w:spacing w:after="200" w:line="276" w:lineRule="auto"/>
             </w:pPr>
+            <w:r>
+              <w:t>X</w:t>
+            </w:r>
           </w:p>
         </w:tc>
         <w:tc>
@@ -3591,6 +3757,9 @@
             <w:pPr>
               <w:spacing w:after="200" w:line="276" w:lineRule="auto"/>
             </w:pPr>
+            <w:r>
+              <w:t>X</w:t>
+            </w:r>
           </w:p>
         </w:tc>
       </w:tr>
@@ -3608,11 +3777,6 @@
         </w:rPr>
         <w:br w:type="page"/>
       </w:r>
-    </w:p>
-    <w:p>
-      <w:pPr>
-        <w:pStyle w:val="Heading2"/>
-      </w:pPr>
       <w:bookmarkStart w:id="10" w:name="_Toc234248799"/>
       <w:r>
         <w:lastRenderedPageBreak/>
@@ -3709,6 +3873,9 @@
             <w:pPr>
               <w:spacing w:after="200" w:line="276" w:lineRule="auto"/>
             </w:pPr>
+            <w:r>
+              <w:t>Windows default</w:t>
+            </w:r>
           </w:p>
         </w:tc>
       </w:tr>
@@ -3786,6 +3953,9 @@
             <w:pPr>
               <w:spacing w:after="200" w:line="276" w:lineRule="auto"/>
             </w:pPr>
+            <w:r>
+              <w:t>No updates</w:t>
+            </w:r>
           </w:p>
         </w:tc>
       </w:tr>
@@ -3865,6 +4035,9 @@
             <w:pPr>
               <w:spacing w:after="200" w:line="276" w:lineRule="auto"/>
             </w:pPr>
+            <w:r>
+              <w:t>None</w:t>
+            </w:r>
           </w:p>
         </w:tc>
       </w:tr>
@@ -3993,6 +4166,9 @@
             <w:pPr>
               <w:spacing w:after="200" w:line="276" w:lineRule="auto"/>
             </w:pPr>
+            <w:r>
+              <w:t>Snapchat</w:t>
+            </w:r>
           </w:p>
         </w:tc>
         <w:tc>
@@ -4009,6 +4185,12 @@
             <w:pPr>
               <w:spacing w:after="200" w:line="276" w:lineRule="auto"/>
             </w:pPr>
+            <w:r>
+              <w:t>Unused</w:t>
+            </w:r>
+            <w:r>
+              <w:t>, no data on it.</w:t>
+            </w:r>
           </w:p>
         </w:tc>
       </w:tr>
@@ -4196,11 +4378,33 @@
           <w:tcPr>
             <w:tcW w:w="9016" w:type="dxa"/>
           </w:tcPr>
-          <w:p/>
-          <w:p/>
-          <w:p/>
-          <w:p/>
-          <w:p/>
+          <w:p>
+            <w:r>
+              <w:t>My online security is extremely good. I have ensured that there are no publicly available images of me linked to my name, or any other PII. There is no publicly available information about me, apart from my country. The only security issue I have is the lack of an efficient anti-virus on my personal computer. A solution would be to install one. I take steps to check links and avoid scams actively. I could change my passwords frequently and use a VPN to secure my online security even further.</w:t>
+            </w:r>
+            <w:r>
+              <w:br/>
+            </w:r>
+            <w:r>
+              <w:br/>
+              <w:t>I use Discord to talk with friends and engage in communities, but I take steps to avoid sharing personal information in these activities.</w:t>
+            </w:r>
+          </w:p>
+          <w:p>
+            <w:r>
+              <w:t>I use YouTube to watch videos, and do not share any information on it, nor post videos.</w:t>
+            </w:r>
+          </w:p>
+          <w:p>
+            <w:r>
+              <w:t>I use Steam to play games. I talk with people inside of games, but only about the games. I avoid sharing any personal information.</w:t>
+            </w:r>
+          </w:p>
+          <w:p>
+            <w:r>
+              <w:t>I have one unused snapchat account that was active for one week. It contains no identifiable information about me and has no links to other accounts that I own.</w:t>
+            </w:r>
+          </w:p>
           <w:p/>
         </w:tc>
       </w:tr>
@@ -4382,6 +4586,9 @@
             <w:pPr>
               <w:pStyle w:val="AIEStandard"/>
             </w:pPr>
+            <w:r>
+              <w:t>OneDrive</w:t>
+            </w:r>
           </w:p>
         </w:tc>
       </w:tr>
@@ -4416,6 +4623,9 @@
             <w:pPr>
               <w:pStyle w:val="AIEStandard"/>
             </w:pPr>
+            <w:r>
+              <w:t>Multifactor authentication, TLS network encryption, ransomware detection, and a personal vault layer.</w:t>
+            </w:r>
           </w:p>
           <w:p>
             <w:pPr>
@@ -4490,11 +4700,86 @@
             <w:pPr>
               <w:pStyle w:val="AIEStandard"/>
             </w:pPr>
+            <w:r>
+              <w:drawing>
+                <wp:inline distT="0" distB="0" distL="0" distR="0" wp14:anchorId="078F1D08" wp14:editId="18597FA5">
+                  <wp:extent cx="5731510" cy="2466975"/>
+                  <wp:effectExtent l="0" t="0" r="2540" b="9525"/>
+                  <wp:docPr id="1125757754" name="Picture 1"/>
+                  <wp:cNvGraphicFramePr>
+                    <a:graphicFrameLocks xmlns:a="http://schemas.openxmlformats.org/drawingml/2006/main" noChangeAspect="1"/>
+                  </wp:cNvGraphicFramePr>
+                  <a:graphic xmlns:a="http://schemas.openxmlformats.org/drawingml/2006/main">
+                    <a:graphicData uri="http://schemas.openxmlformats.org/drawingml/2006/picture">
+                      <pic:pic xmlns:pic="http://schemas.openxmlformats.org/drawingml/2006/picture">
+                        <pic:nvPicPr>
+                          <pic:cNvPr id="1125757754" name=""/>
+                          <pic:cNvPicPr/>
+                        </pic:nvPicPr>
+                        <pic:blipFill>
+                          <a:blip r:embed="rId17"/>
+                          <a:stretch>
+                            <a:fillRect/>
+                          </a:stretch>
+                        </pic:blipFill>
+                        <pic:spPr>
+                          <a:xfrm>
+                            <a:off x="0" y="0"/>
+                            <a:ext cx="5731510" cy="2466975"/>
+                          </a:xfrm>
+                          <a:prstGeom prst="rect">
+                            <a:avLst/>
+                          </a:prstGeom>
+                        </pic:spPr>
+                      </pic:pic>
+                    </a:graphicData>
+                  </a:graphic>
+                </wp:inline>
+              </w:drawing>
+            </w:r>
           </w:p>
           <w:p>
             <w:pPr>
               <w:pStyle w:val="AIEStandard"/>
             </w:pPr>
+            <w:r>
+              <w:lastRenderedPageBreak/>
+              <w:drawing>
+                <wp:inline distT="0" distB="0" distL="0" distR="0" wp14:anchorId="0066E640" wp14:editId="069BD788">
+                  <wp:extent cx="5731510" cy="2148840"/>
+                  <wp:effectExtent l="0" t="0" r="2540" b="3810"/>
+                  <wp:docPr id="1828593539" name="Picture 1"/>
+                  <wp:cNvGraphicFramePr>
+                    <a:graphicFrameLocks xmlns:a="http://schemas.openxmlformats.org/drawingml/2006/main" noChangeAspect="1"/>
+                  </wp:cNvGraphicFramePr>
+                  <a:graphic xmlns:a="http://schemas.openxmlformats.org/drawingml/2006/main">
+                    <a:graphicData uri="http://schemas.openxmlformats.org/drawingml/2006/picture">
+                      <pic:pic xmlns:pic="http://schemas.openxmlformats.org/drawingml/2006/picture">
+                        <pic:nvPicPr>
+                          <pic:cNvPr id="1828593539" name=""/>
+                          <pic:cNvPicPr/>
+                        </pic:nvPicPr>
+                        <pic:blipFill>
+                          <a:blip r:embed="rId18"/>
+                          <a:stretch>
+                            <a:fillRect/>
+                          </a:stretch>
+                        </pic:blipFill>
+                        <pic:spPr>
+                          <a:xfrm>
+                            <a:off x="0" y="0"/>
+                            <a:ext cx="5731510" cy="2148840"/>
+                          </a:xfrm>
+                          <a:prstGeom prst="rect">
+                            <a:avLst/>
+                          </a:prstGeom>
+                        </pic:spPr>
+                      </pic:pic>
+                    </a:graphicData>
+                  </a:graphic>
+                </wp:inline>
+              </w:drawing>
+            </w:r>
           </w:p>
           <w:p>
             <w:pPr>
@@ -4539,22 +4824,7 @@
       <w:bookmarkStart w:id="15" w:name="_Toc234248804"/>
       <w:r>
         <w:lastRenderedPageBreak/>
-        <w:t xml:space="preserve">Task </w:t>
-      </w:r>
-      <w:r>
-        <w:t>2</w:t>
-      </w:r>
-      <w:r>
-        <w:t xml:space="preserve"> </w:t>
-      </w:r>
-      <w:r>
-        <w:t>–</w:t>
-      </w:r>
-      <w:r>
-        <w:t xml:space="preserve"> </w:t>
-      </w:r>
-      <w:r>
-        <w:t>Two-Factor Authentication</w:t>
+        <w:t>Task 2 – Two-Factor Authentication</w:t>
       </w:r>
       <w:bookmarkEnd w:id="15"/>
     </w:p>
@@ -4571,13 +4841,7 @@
         <w:pStyle w:val="AIEStandard"/>
       </w:pPr>
       <w:r>
-        <w:t xml:space="preserve">In the box below describe what 2FA </w:t>
-      </w:r>
-      <w:r>
-        <w:t>is and</w:t>
-      </w:r>
-      <w:r>
-        <w:t xml:space="preserve"> give an example of how it could be used to prevent someone logging into a website.</w:t>
+        <w:t>In the box below describe what 2FA is and give an example of how it could be used to prevent someone logging into a website.</w:t>
       </w:r>
     </w:p>
     <w:tbl>
@@ -4598,9 +4862,15 @@
             <w:pPr>
               <w:pStyle w:val="AIEStandard"/>
               <w:rPr>
-                <w:b/>
+                <w:bCs/>
               </w:rPr>
             </w:pPr>
+            <w:r>
+              <w:rPr>
+                <w:bCs/>
+              </w:rPr>
+              <w:t>2FA is a system to ensure account security. It involves having a second form of authentication apart from an on-site password, normally on a different device, which is required for signing in. An example of 2FA in action is a malicious actor attempting to access a steam account, but cannot pass the 2FA app, which is used on a phone.</w:t>
+            </w:r>
           </w:p>
           <w:p>
             <w:pPr>
@@ -4652,13 +4922,7 @@
       </w:pPr>
       <w:bookmarkStart w:id="16" w:name="_Toc234248805"/>
       <w:r>
-        <w:t xml:space="preserve">Task </w:t>
-      </w:r>
-      <w:r>
-        <w:t>3</w:t>
-      </w:r>
-      <w:r>
-        <w:t xml:space="preserve"> – Strong Passwords</w:t>
+        <w:t>Task 3 – Strong Passwords</w:t>
       </w:r>
       <w:bookmarkEnd w:id="16"/>
     </w:p>
@@ -4696,6 +4960,17 @@
             <w:pPr>
               <w:pStyle w:val="AIEStandard"/>
             </w:pPr>
+            <w:r>
+              <w:t xml:space="preserve">A strong password is one that is not easy to memorise, long, and with lots of variety. A weak password is one that is common, short, easy to memorise, or linked to a person’s personality. Combining </w:t>
+            </w:r>
+            <w:proofErr w:type="gramStart"/>
+            <w:r>
+              <w:t>upper and lower case</w:t>
+            </w:r>
+            <w:proofErr w:type="gramEnd"/>
+            <w:r>
+              <w:t xml:space="preserve"> letters instead of just one or the other increases the number of letter combinations significantly, and using numbers and symbols makes it even harder to brute force a password.</w:t>
+            </w:r>
           </w:p>
           <w:p>
             <w:pPr>
@@ -4763,6 +5038,7 @@
         </w:rPr>
       </w:pPr>
       <w:r>
+        <w:lastRenderedPageBreak/>
         <w:br w:type="page"/>
       </w:r>
     </w:p>
@@ -4908,7 +5184,6 @@
             <w:placeholder>
               <w:docPart w:val="8C294D5B60BC484FB2908B1EFFB51614"/>
             </w:placeholder>
-            <w:showingPlcHdr/>
             <w:text/>
           </w:sdtPr>
           <w:sdtContent>
@@ -4928,11 +5203,11 @@
                 </w:pPr>
                 <w:r>
                   <w:rPr>
-                    <w:rStyle w:val="PlaceholderText"/>
+                    <w:rStyle w:val="Style1"/>
                     <w:sz w:val="20"/>
                     <w:szCs w:val="20"/>
                   </w:rPr>
-                  <w:t>Please enter your name.</w:t>
+                  <w:t>William Norris</w:t>
                 </w:r>
               </w:p>
             </w:tc>
@@ -5003,7 +5278,6 @@
             <w:placeholder>
               <w:docPart w:val="07BD660A3F874216A3C37C59127D6AC2"/>
             </w:placeholder>
-            <w:showingPlcHdr/>
             <w:text/>
           </w:sdtPr>
           <w:sdtEndPr>
@@ -5028,43 +5302,11 @@
                 </w:pPr>
                 <w:r>
                   <w:rPr>
-                    <w:rStyle w:val="PlaceholderText"/>
+                    <w:rStyle w:val="Style1"/>
                     <w:sz w:val="20"/>
                     <w:szCs w:val="20"/>
                   </w:rPr>
-                  <w:t>Please enter you</w:t>
-                </w:r>
-                <w:r>
-                  <w:rPr>
-                    <w:rStyle w:val="PlaceholderText"/>
-                    <w:sz w:val="20"/>
-                    <w:szCs w:val="20"/>
-                  </w:rPr>
-                  <w:t>r trainer’s</w:t>
-                </w:r>
-                <w:r>
-                  <w:rPr>
-                    <w:rStyle w:val="PlaceholderText"/>
-                    <w:sz w:val="20"/>
-                    <w:szCs w:val="20"/>
-                  </w:rPr>
-                  <w:t xml:space="preserve"> n</w:t>
-                </w:r>
-                <w:r>
-                  <w:rPr>
-                    <w:rStyle w:val="PlaceholderText"/>
-                    <w:sz w:val="20"/>
-                    <w:szCs w:val="20"/>
-                  </w:rPr>
-                  <w:t>ame</w:t>
-                </w:r>
-                <w:r>
-                  <w:rPr>
-                    <w:rStyle w:val="PlaceholderText"/>
-                    <w:sz w:val="20"/>
-                    <w:szCs w:val="20"/>
-                  </w:rPr>
-                  <w:t>.</w:t>
+                  <w:t>Jesse James Donlevy</w:t>
                 </w:r>
               </w:p>
             </w:tc>
@@ -5228,7 +5470,6 @@
             <w:placeholder>
               <w:docPart w:val="2D0F878A571E45FFA92BF87DBEB2014C"/>
             </w:placeholder>
-            <w:showingPlcHdr/>
             <w:text/>
           </w:sdtPr>
           <w:sdtContent>
@@ -5247,35 +5488,17 @@
                 </w:pPr>
                 <w:r>
                   <w:rPr>
-                    <w:rStyle w:val="PlaceholderText"/>
+                    <w:rFonts w:ascii="Arial" w:hAnsi="Arial" w:cs="Arial"/>
                     <w:sz w:val="20"/>
                     <w:szCs w:val="20"/>
                   </w:rPr>
-                  <w:t>As defined by your teacher</w:t>
+                  <w:t>1</w:t>
                 </w:r>
                 <w:r>
                   <w:rPr>
-                    <w:rStyle w:val="PlaceholderText"/>
-                    <w:sz w:val="18"/>
-                    <w:szCs w:val="18"/>
+                    <w:rFonts w:ascii="Arial" w:hAnsi="Arial" w:cs="Arial"/>
                   </w:rPr>
-                  <w:t>/</w:t>
-                </w:r>
-                <w:r>
-                  <w:rPr>
-                    <w:rStyle w:val="PlaceholderText"/>
-                    <w:sz w:val="20"/>
-                    <w:szCs w:val="20"/>
-                  </w:rPr>
-                  <w:t>s</w:t>
-                </w:r>
-                <w:r>
-                  <w:rPr>
-                    <w:rStyle w:val="PlaceholderText"/>
-                    <w:sz w:val="20"/>
-                    <w:szCs w:val="20"/>
-                  </w:rPr>
-                  <w:t>.</w:t>
+                  <w:t>4/7/2026</w:t>
                 </w:r>
               </w:p>
             </w:tc>
@@ -5418,7 +5641,7 @@
                   </w:rPr>
                   <w:t>Will be uploaded to Canvas (</w:t>
                 </w:r>
-                <w:hyperlink r:id="rId17" w:history="1">
+                <w:hyperlink r:id="rId19" w:history="1">
                   <w:r>
                     <w:rPr>
                       <w:rStyle w:val="Hyperlink"/>
@@ -5550,32 +5773,19 @@
           <w:placeholder>
             <w:docPart w:val="530DF334477440BEADC3D33516FACA4D"/>
           </w:placeholder>
-          <w:showingPlcHdr/>
         </w:sdtPr>
         <w:sdtContent>
           <w:r>
             <w:rPr>
-              <w:rStyle w:val="PlaceholderText"/>
+              <w:rStyle w:val="Style1"/>
             </w:rPr>
-            <w:t xml:space="preserve">In a few short sentences or dot points, please describe your contributions to </w:t>
+            <w:t xml:space="preserve">I answered all questions to </w:t>
           </w:r>
           <w:r>
             <w:rPr>
-              <w:rStyle w:val="PlaceholderText"/>
+              <w:rStyle w:val="Style1"/>
             </w:rPr>
-            <w:t>this</w:t>
-          </w:r>
-          <w:r>
-            <w:rPr>
-              <w:rStyle w:val="PlaceholderText"/>
-            </w:rPr>
-            <w:t xml:space="preserve"> assessment item</w:t>
-          </w:r>
-          <w:r>
-            <w:rPr>
-              <w:rStyle w:val="PlaceholderText"/>
-            </w:rPr>
-            <w:t>.</w:t>
+            <w:t>my knowledge.</w:t>
           </w:r>
         </w:sdtContent>
       </w:sdt>
@@ -5841,39 +6051,16 @@
           <w:placeholder>
             <w:docPart w:val="8CC59832123A4829BB92A9F6A46C8F5E"/>
           </w:placeholder>
-          <w:showingPlcHdr/>
           <w:text/>
         </w:sdtPr>
         <w:sdtContent>
           <w:r>
             <w:rPr>
-              <w:rStyle w:val="PlaceholderText"/>
-              <w:u w:val="single"/>
+              <w:rFonts w:ascii="Arial" w:hAnsi="Arial" w:cs="Arial"/>
+              <w:sz w:val="20"/>
+              <w:szCs w:val="20"/>
             </w:rPr>
-            <w:t xml:space="preserve">Please enter </w:t>
-          </w:r>
-          <w:proofErr w:type="gramStart"/>
-          <w:r>
-            <w:rPr>
-              <w:rStyle w:val="PlaceholderText"/>
-              <w:u w:val="single"/>
-            </w:rPr>
-            <w:t>you</w:t>
-          </w:r>
-          <w:proofErr w:type="gramEnd"/>
-          <w:r>
-            <w:rPr>
-              <w:rStyle w:val="PlaceholderText"/>
-              <w:u w:val="single"/>
-            </w:rPr>
-            <w:t xml:space="preserve"> name</w:t>
-          </w:r>
-          <w:r>
-            <w:rPr>
-              <w:rStyle w:val="PlaceholderText"/>
-              <w:u w:val="single"/>
-            </w:rPr>
-            <w:t>.</w:t>
+            <w:t>William Norris</w:t>
           </w:r>
         </w:sdtContent>
       </w:sdt>
@@ -5912,9 +6099,9 @@
       </w:r>
     </w:p>
     <w:sectPr>
-      <w:headerReference w:type="even" r:id="rId18"/>
-      <w:headerReference w:type="default" r:id="rId19"/>
-      <w:footerReference w:type="default" r:id="rId20"/>
+      <w:headerReference w:type="even" r:id="rId20"/>
+      <w:headerReference w:type="default" r:id="rId21"/>
+      <w:footerReference w:type="default" r:id="rId22"/>
       <w:pgSz w:w="11906" w:h="16838"/>
       <w:pgMar w:top="1440" w:right="1440" w:bottom="1440" w:left="1440" w:header="170" w:footer="708" w:gutter="0"/>
       <w:pgNumType w:start="0"/>
@@ -6504,6 +6691,118 @@
     </w:lvl>
   </w:abstractNum>
   <w:abstractNum w:abstractNumId="1" w15:restartNumberingAfterBreak="0">
+    <w:nsid w:val="5D80421F"/>
+    <w:multiLevelType w:val="hybridMultilevel"/>
+    <w:tmpl w:val="74C0889A"/>
+    <w:lvl w:ilvl="0" w:tplc="0BD68C0E">
+      <w:numFmt w:val="bullet"/>
+      <w:lvlText w:val=""/>
+      <w:lvlJc w:val="left"/>
+      <w:pPr>
+        <w:ind w:left="720" w:hanging="360"/>
+      </w:pPr>
+      <w:rPr>
+        <w:rFonts w:ascii="Symbol" w:eastAsiaTheme="minorEastAsia" w:hAnsi="Symbol" w:cstheme="minorBidi" w:hint="default"/>
+      </w:rPr>
+    </w:lvl>
+    <w:lvl w:ilvl="1" w:tplc="0C090003" w:tentative="1">
+      <w:start w:val="1"/>
+      <w:numFmt w:val="bullet"/>
+      <w:lvlText w:val="o"/>
+      <w:lvlJc w:val="left"/>
+      <w:pPr>
+        <w:ind w:left="1440" w:hanging="360"/>
+      </w:pPr>
+      <w:rPr>
+        <w:rFonts w:ascii="Courier New" w:hAnsi="Courier New" w:cs="Courier New" w:hint="default"/>
+      </w:rPr>
+    </w:lvl>
+    <w:lvl w:ilvl="2" w:tplc="0C090005" w:tentative="1">
+      <w:start w:val="1"/>
+      <w:numFmt w:val="bullet"/>
+      <w:lvlText w:val=""/>
+      <w:lvlJc w:val="left"/>
+      <w:pPr>
+        <w:ind w:left="2160" w:hanging="360"/>
+      </w:pPr>
+      <w:rPr>
+        <w:rFonts w:ascii="Wingdings" w:hAnsi="Wingdings" w:hint="default"/>
+      </w:rPr>
+    </w:lvl>
+    <w:lvl w:ilvl="3" w:tplc="0C090001" w:tentative="1">
+      <w:start w:val="1"/>
+      <w:numFmt w:val="bullet"/>
+      <w:lvlText w:val=""/>
+      <w:lvlJc w:val="left"/>
+      <w:pPr>
+        <w:ind w:left="2880" w:hanging="360"/>
+      </w:pPr>
+      <w:rPr>
+        <w:rFonts w:ascii="Symbol" w:hAnsi="Symbol" w:hint="default"/>
+      </w:rPr>
+    </w:lvl>
+    <w:lvl w:ilvl="4" w:tplc="0C090003" w:tentative="1">
+      <w:start w:val="1"/>
+      <w:numFmt w:val="bullet"/>
+      <w:lvlText w:val="o"/>
+      <w:lvlJc w:val="left"/>
+      <w:pPr>
+        <w:ind w:left="3600" w:hanging="360"/>
+      </w:pPr>
+      <w:rPr>
+        <w:rFonts w:ascii="Courier New" w:hAnsi="Courier New" w:cs="Courier New" w:hint="default"/>
+      </w:rPr>
+    </w:lvl>
+    <w:lvl w:ilvl="5" w:tplc="0C090005" w:tentative="1">
+      <w:start w:val="1"/>
+      <w:numFmt w:val="bullet"/>
+      <w:lvlText w:val=""/>
+      <w:lvlJc w:val="left"/>
+      <w:pPr>
+        <w:ind w:left="4320" w:hanging="360"/>
+      </w:pPr>
+      <w:rPr>
+        <w:rFonts w:ascii="Wingdings" w:hAnsi="Wingdings" w:hint="default"/>
+      </w:rPr>
+    </w:lvl>
+    <w:lvl w:ilvl="6" w:tplc="0C090001" w:tentative="1">
+      <w:start w:val="1"/>
+      <w:numFmt w:val="bullet"/>
+      <w:lvlText w:val=""/>
+      <w:lvlJc w:val="left"/>
+      <w:pPr>
+        <w:ind w:left="5040" w:hanging="360"/>
+      </w:pPr>
+      <w:rPr>
+        <w:rFonts w:ascii="Symbol" w:hAnsi="Symbol" w:hint="default"/>
+      </w:rPr>
+    </w:lvl>
+    <w:lvl w:ilvl="7" w:tplc="0C090003" w:tentative="1">
+      <w:start w:val="1"/>
+      <w:numFmt w:val="bullet"/>
+      <w:lvlText w:val="o"/>
+      <w:lvlJc w:val="left"/>
+      <w:pPr>
+        <w:ind w:left="5760" w:hanging="360"/>
+      </w:pPr>
+      <w:rPr>
+        <w:rFonts w:ascii="Courier New" w:hAnsi="Courier New" w:cs="Courier New" w:hint="default"/>
+      </w:rPr>
+    </w:lvl>
+    <w:lvl w:ilvl="8" w:tplc="0C090005" w:tentative="1">
+      <w:start w:val="1"/>
+      <w:numFmt w:val="bullet"/>
+      <w:lvlText w:val=""/>
+      <w:lvlJc w:val="left"/>
+      <w:pPr>
+        <w:ind w:left="6480" w:hanging="360"/>
+      </w:pPr>
+      <w:rPr>
+        <w:rFonts w:ascii="Wingdings" w:hAnsi="Wingdings" w:hint="default"/>
+      </w:rPr>
+    </w:lvl>
+  </w:abstractNum>
+  <w:abstractNum w:abstractNumId="2" w15:restartNumberingAfterBreak="0">
     <w:nsid w:val="776E0360"/>
     <w:multiLevelType w:val="hybridMultilevel"/>
     <w:tmpl w:val="69FC5988"/>
@@ -6617,10 +6916,13 @@
     </w:lvl>
   </w:abstractNum>
   <w:num w:numId="1" w16cid:durableId="792482711">
-    <w:abstractNumId w:val="1"/>
+    <w:abstractNumId w:val="2"/>
   </w:num>
   <w:num w:numId="2" w16cid:durableId="1935161972">
     <w:abstractNumId w:val="0"/>
+  </w:num>
+  <w:num w:numId="3" w16cid:durableId="1758674324">
+    <w:abstractNumId w:val="1"/>
   </w:num>
 </w:numbering>
 </file>
@@ -7860,6 +8162,18 @@
       <w:rFonts w:ascii="Calibri" w:eastAsiaTheme="minorHAnsi" w:hAnsi="Calibri"/>
     </w:rPr>
   </w:style>
+  <w:style w:type="character" w:styleId="FollowedHyperlink">
+    <w:name w:val="FollowedHyperlink"/>
+    <w:basedOn w:val="DefaultParagraphFont"/>
+    <w:uiPriority w:val="99"/>
+    <w:semiHidden/>
+    <w:unhideWhenUsed/>
+    <w:rsid w:val="00A25A12"/>
+    <w:rPr>
+      <w:color w:val="800080" w:themeColor="followedHyperlink"/>
+      <w:u w:val="single"/>
+    </w:rPr>
+  </w:style>
 </w:styles>
 </file>
 
@@ -8362,12 +8676,12 @@
 
 <file path=word/glossary/fontTable.xml><?xml version="1.0" encoding="utf-8"?>
 <w:fonts xmlns:mc="http://schemas.openxmlformats.org/markup-compatibility/2006" xmlns:r="http://schemas.openxmlformats.org/officeDocument/2006/relationships" xmlns:w="http://schemas.openxmlformats.org/wordprocessingml/2006/main" xmlns:w14="http://schemas.microsoft.com/office/word/2010/wordml" xmlns:w15="http://schemas.microsoft.com/office/word/2012/wordml" xmlns:w16cex="http://schemas.microsoft.com/office/word/2018/wordml/cex" xmlns:w16cid="http://schemas.microsoft.com/office/word/2016/wordml/cid" xmlns:w16="http://schemas.microsoft.com/office/word/2018/wordml" xmlns:w16du="http://schemas.microsoft.com/office/word/2023/wordml/word16du" xmlns:w16sdtdh="http://schemas.microsoft.com/office/word/2020/wordml/sdtdatahash" xmlns:w16sdtfl="http://schemas.microsoft.com/office/word/2024/wordml/sdtformatlock" xmlns:w16se="http://schemas.microsoft.com/office/word/2015/wordml/symex" mc:Ignorable="w14 w15 w16se w16cid w16 w16cex w16sdtdh w16sdtfl w16du">
-  <w:font w:name="Calibri">
-    <w:panose1 w:val="020F0502020204030204"/>
-    <w:charset w:val="00"/>
-    <w:family w:val="swiss"/>
+  <w:font w:name="Symbol">
+    <w:panose1 w:val="05050102010706020507"/>
+    <w:charset w:val="02"/>
+    <w:family w:val="roman"/>
     <w:pitch w:val="variable"/>
-    <w:sig w:usb0="E4002EFF" w:usb1="C000247B" w:usb2="00000009" w:usb3="00000000" w:csb0="000001FF" w:csb1="00000000"/>
+    <w:sig w:usb0="00000000" w:usb1="10000000" w:usb2="00000000" w:usb3="00000000" w:csb0="80000000" w:csb1="00000000"/>
   </w:font>
   <w:font w:name="MS PGothic">
     <w:panose1 w:val="020B0600070205080204"/>
@@ -8383,6 +8697,27 @@
     <w:pitch w:val="variable"/>
     <w:sig w:usb0="E0002EFF" w:usb1="C000785B" w:usb2="00000009" w:usb3="00000000" w:csb0="000001FF" w:csb1="00000000"/>
   </w:font>
+  <w:font w:name="Courier New">
+    <w:panose1 w:val="02070309020205020404"/>
+    <w:charset w:val="00"/>
+    <w:family w:val="modern"/>
+    <w:pitch w:val="fixed"/>
+    <w:sig w:usb0="E0002EFF" w:usb1="C0007843" w:usb2="00000009" w:usb3="00000000" w:csb0="000001FF" w:csb1="00000000"/>
+  </w:font>
+  <w:font w:name="Wingdings">
+    <w:panose1 w:val="05000000000000000000"/>
+    <w:charset w:val="02"/>
+    <w:family w:val="auto"/>
+    <w:pitch w:val="variable"/>
+    <w:sig w:usb0="00000000" w:usb1="10000000" w:usb2="00000000" w:usb3="00000000" w:csb0="80000000" w:csb1="00000000"/>
+  </w:font>
+  <w:font w:name="Calibri">
+    <w:panose1 w:val="020F0502020204030204"/>
+    <w:charset w:val="00"/>
+    <w:family w:val="swiss"/>
+    <w:pitch w:val="variable"/>
+    <w:sig w:usb0="E4002EFF" w:usb1="C000247B" w:usb2="00000009" w:usb3="00000000" w:csb0="000001FF" w:csb1="00000000"/>
+  </w:font>
   <w:font w:name="Tahoma">
     <w:panose1 w:val="020B0604030504040204"/>
     <w:charset w:val="00"/>
@@ -8391,7 +8726,7 @@
     <w:sig w:usb0="E1002EFF" w:usb1="C000605B" w:usb2="00000029" w:usb3="00000000" w:csb0="000101FF" w:csb1="00000000"/>
   </w:font>
   <w:font w:name="Assistant Medium">
-    <w:panose1 w:val="00000000000000000000"/>
+    <w:altName w:val="Arial"/>
     <w:charset w:val="00"/>
     <w:family w:val="auto"/>
     <w:pitch w:val="variable"/>
@@ -8451,11 +8786,13 @@
   <w:rsids>
     <w:rsidRoot w:val="00C67A85"/>
     <w:rsid w:val="000802BC"/>
+    <w:rsid w:val="000C76CE"/>
     <w:rsid w:val="00176E13"/>
     <w:rsid w:val="001848F7"/>
     <w:rsid w:val="001F5A26"/>
     <w:rsid w:val="00316122"/>
     <w:rsid w:val="005365A8"/>
+    <w:rsid w:val="007F3E9C"/>
     <w:rsid w:val="00884B51"/>
     <w:rsid w:val="00B02621"/>
     <w:rsid w:val="00C67A85"/>
@@ -9348,25 +9685,6 @@
 </file>
 
 <file path=customXml/item1.xml><?xml version="1.0" encoding="utf-8"?>
-<b:Sources xmlns:b="http://schemas.openxmlformats.org/officeDocument/2006/bibliography" xmlns="http://schemas.openxmlformats.org/officeDocument/2006/bibliography" SelectedStyle="\APA.XSL" StyleName="APA"/>
-</file>
-
-<file path=customXml/item2.xml><?xml version="1.0" encoding="utf-8"?>
-<p:properties xmlns:p="http://schemas.microsoft.com/office/2006/metadata/properties" xmlns:xsi="http://www.w3.org/2001/XMLSchema-instance" xmlns:pc="http://schemas.microsoft.com/office/infopath/2007/PartnerControls">
-  <documentManagement/>
-</p:properties>
-</file>
-
-<file path=customXml/item3.xml><?xml version="1.0" encoding="utf-8"?>
-<?mso-contentType ?>
-<FormTemplates xmlns="http://schemas.microsoft.com/sharepoint/v3/contenttype/forms">
-  <Display>DocumentLibraryForm</Display>
-  <Edit>DocumentLibraryForm</Edit>
-  <New>DocumentLibraryForm</New>
-</FormTemplates>
-</file>
-
-<file path=customXml/item4.xml><?xml version="1.0" encoding="utf-8"?>
 <ct:contentTypeSchema xmlns:ct="http://schemas.microsoft.com/office/2006/metadata/contentType" xmlns:ma="http://schemas.microsoft.com/office/2006/metadata/properties/metaAttributes" ct:_="" ma:_="" ma:contentTypeName="Document" ma:contentTypeID="0x010100662FE754E88CF849A79823970E298C02" ma:contentTypeVersion="0" ma:contentTypeDescription="Create a new document." ma:contentTypeScope="" ma:versionID="a3ccd6cea9ac3821f658e30a0c8e2da2">
   <xsd:schema xmlns:xsd="http://www.w3.org/2001/XMLSchema" xmlns:xs="http://www.w3.org/2001/XMLSchema" xmlns:p="http://schemas.microsoft.com/office/2006/metadata/properties" targetNamespace="http://schemas.microsoft.com/office/2006/metadata/properties" ma:root="true" ma:fieldsID="4b795196365d0a2ba85bf44c386000f7">
     <xsd:element name="properties">
@@ -9480,15 +9798,50 @@
 </ct:contentTypeSchema>
 </file>
 
+<file path=customXml/item2.xml><?xml version="1.0" encoding="utf-8"?>
+<?mso-contentType ?>
+<FormTemplates xmlns="http://schemas.microsoft.com/sharepoint/v3/contenttype/forms">
+  <Display>DocumentLibraryForm</Display>
+  <Edit>DocumentLibraryForm</Edit>
+  <New>DocumentLibraryForm</New>
+</FormTemplates>
+</file>
+
+<file path=customXml/item3.xml><?xml version="1.0" encoding="utf-8"?>
+<p:properties xmlns:p="http://schemas.microsoft.com/office/2006/metadata/properties" xmlns:xsi="http://www.w3.org/2001/XMLSchema-instance" xmlns:pc="http://schemas.microsoft.com/office/infopath/2007/PartnerControls">
+  <documentManagement/>
+</p:properties>
+</file>
+
+<file path=customXml/item4.xml><?xml version="1.0" encoding="utf-8"?>
+<b:Sources xmlns:b="http://schemas.openxmlformats.org/officeDocument/2006/bibliography" xmlns="http://schemas.openxmlformats.org/officeDocument/2006/bibliography" SelectedStyle="\APA.XSL" StyleName="APA"/>
+</file>
+
 <file path=customXml/itemProps1.xml><?xml version="1.0" encoding="utf-8"?>
-<ds:datastoreItem xmlns:ds="http://schemas.openxmlformats.org/officeDocument/2006/customXml" ds:itemID="{F8138C68-1874-4B4E-A6FD-B326030F7F33}">
+<ds:datastoreItem xmlns:ds="http://schemas.openxmlformats.org/officeDocument/2006/customXml" ds:itemID="{28F0E795-F19A-46E6-9516-D73D5998FE67}">
   <ds:schemaRefs>
-    <ds:schemaRef ds:uri="http://schemas.openxmlformats.org/officeDocument/2006/bibliography"/>
+    <ds:schemaRef ds:uri="http://schemas.microsoft.com/office/2006/metadata/contentType"/>
+    <ds:schemaRef ds:uri="http://schemas.microsoft.com/office/2006/metadata/properties/metaAttributes"/>
+    <ds:schemaRef ds:uri="http://www.w3.org/2001/XMLSchema"/>
+    <ds:schemaRef ds:uri="http://schemas.microsoft.com/office/2006/metadata/properties"/>
+    <ds:schemaRef ds:uri="http://schemas.openxmlformats.org/package/2006/metadata/core-properties"/>
+    <ds:schemaRef ds:uri="http://purl.org/dc/elements/1.1/"/>
+    <ds:schemaRef ds:uri="http://purl.org/dc/terms/"/>
+    <ds:schemaRef ds:uri="http://schemas.microsoft.com/internal/obd"/>
+    <ds:schemaRef ds:uri="http://schemas.microsoft.com/office/infopath/2007/PartnerControls"/>
   </ds:schemaRefs>
 </ds:datastoreItem>
 </file>
 
 <file path=customXml/itemProps2.xml><?xml version="1.0" encoding="utf-8"?>
+<ds:datastoreItem xmlns:ds="http://schemas.openxmlformats.org/officeDocument/2006/customXml" ds:itemID="{26700EF2-408B-449A-910D-B8624308E6A0}">
+  <ds:schemaRefs>
+    <ds:schemaRef ds:uri="http://schemas.microsoft.com/sharepoint/v3/contenttype/forms"/>
+  </ds:schemaRefs>
+</ds:datastoreItem>
+</file>
+
+<file path=customXml/itemProps3.xml><?xml version="1.0" encoding="utf-8"?>
 <ds:datastoreItem xmlns:ds="http://schemas.openxmlformats.org/officeDocument/2006/customXml" ds:itemID="{0A4FF426-28BF-4C02-BD34-99625C7781F6}">
   <ds:schemaRefs>
     <ds:schemaRef ds:uri="http://schemas.microsoft.com/office/2006/metadata/properties"/>
@@ -9497,14 +9850,10 @@
 </ds:datastoreItem>
 </file>
 
-<file path=customXml/itemProps3.xml><?xml version="1.0" encoding="utf-8"?>
-<ds:datastoreItem xmlns:ds="http://schemas.openxmlformats.org/officeDocument/2006/customXml" ds:itemID="{26700EF2-408B-449A-910D-B8624308E6A0}">
+<file path=customXml/itemProps4.xml><?xml version="1.0" encoding="utf-8"?>
+<ds:datastoreItem xmlns:ds="http://schemas.openxmlformats.org/officeDocument/2006/customXml" ds:itemID="{F8138C68-1874-4B4E-A6FD-B326030F7F33}">
   <ds:schemaRefs>
-    <ds:schemaRef ds:uri="http://schemas.microsoft.com/sharepoint/v3/contenttype/forms"/>
+    <ds:schemaRef ds:uri="http://schemas.openxmlformats.org/officeDocument/2006/bibliography"/>
   </ds:schemaRefs>
 </ds:datastoreItem>
-</file>
-
-<file path=customXml/itemProps4.xml><?xml version="1.0" encoding="utf-8"?>
-<ds:datastoreItem xmlns:ds="http://schemas.openxmlformats.org/officeDocument/2006/customXml" ds:itemID="{28F0E795-F19A-46E6-9516-D73D5998FE67}"/>
 </file>